--- a/arb/docx/41.content.docx
+++ b/arb/docx/41.content.docx
@@ -32,23 +32,6 @@
     </w:p>
     <w:p>
       <w:pPr>
-        <w:pStyle w:val="Heading2"/>
-        <w:bidi/>
-      </w:pPr>
-      <w:r>
-        <w:rPr>
-          <w:lang w:val="ar_AE" w:bidi="ar_AE"/>
-        </w:rPr>
-        <w:t>License Information</w:t>
-      </w:r>
-      <w:r>
-        <w:rPr>
-          <w:lang w:val="ar_AE" w:bidi="ar_AE"/>
-        </w:rPr>
-      </w:r>
-    </w:p>
-    <w:p>
-      <w:pPr>
         <w:bidi/>
       </w:pPr>
       <w:r>
@@ -61,88 +44,25 @@
           <w:b/>
           <w:lang w:val="ar_AE" w:bidi="ar_AE"/>
         </w:rPr>
-        <w:t>ملاحظات الدراسة (بيبليكا)</w:t>
-      </w:r>
-      <w:r>
-        <w:rPr>
-          <w:lang w:val="ar_AE" w:bidi="ar_AE"/>
-        </w:rPr>
-        <w:t xml:space="preserve"> (Arabic) is based on</w:t>
-      </w:r>
-      <w:r>
-        <w:rPr>
-          <w:lang w:val="ar_AE" w:bidi="ar_AE"/>
-        </w:rPr>
-        <w:t xml:space="preserve">: </w:t>
-      </w:r>
-      <w:r>
-        <w:rPr>
-          <w:lang w:val="ar_AE" w:bidi="ar_AE"/>
-        </w:rPr>
         <w:t>Biblica Study Notes</w:t>
       </w:r>
       <w:r>
         <w:rPr>
           <w:lang w:val="ar_AE" w:bidi="ar_AE"/>
         </w:rPr>
-        <w:t xml:space="preserve">, </w:t>
-      </w:r>
-      <w:hyperlink r:id="rId13">
-        <w:r>
-          <w:rPr>
-            <w:lang w:val="ar_AE" w:bidi="ar_AE"/>
-          </w:rPr>
-          <w:rPr>
-            <w:color w:val="0000EE"/>
-            <w:u w:val="single"/>
-          </w:rPr>
-          <w:t>Biblica Inc.</w:t>
-        </w:r>
-      </w:hyperlink>
-      <w:r>
-        <w:rPr>
-          <w:lang w:val="ar_AE" w:bidi="ar_AE"/>
-        </w:rPr>
-        <w:t xml:space="preserve">, 2023, which is licensed under a </w:t>
-      </w:r>
-      <w:hyperlink r:id="rId14">
-        <w:r>
-          <w:rPr>
-            <w:lang w:val="ar_AE" w:bidi="ar_AE"/>
-          </w:rPr>
-          <w:rPr>
-            <w:color w:val="0000EE"/>
-            <w:u w:val="single"/>
-          </w:rPr>
-          <w:t>CC BY-SA 4.0 license</w:t>
-        </w:r>
-      </w:hyperlink>
-      <w:r>
-        <w:rPr>
-          <w:lang w:val="ar_AE" w:bidi="ar_AE"/>
-        </w:rPr>
-        <w:t>.</w:t>
-      </w:r>
-      <w:r>
-        <w:rPr>
-          <w:lang w:val="ar_AE" w:bidi="ar_AE"/>
-        </w:rPr>
-      </w:r>
-    </w:p>
-    <w:p>
-      <w:pPr>
-        <w:bidi/>
-      </w:pPr>
-      <w:r>
-        <w:rPr>
-          <w:lang w:val="ar_AE" w:bidi="ar_AE"/>
-        </w:rPr>
-      </w:r>
-      <w:r>
-        <w:rPr>
-          <w:lang w:val="ar_AE" w:bidi="ar_AE"/>
-        </w:rPr>
-        <w:t>This PDF version is provided under the same license.</w:t>
+        <w:t xml:space="preserve"> © 2023 Biblica Inc. Released under CC BY-SA 4.0 license. </w:t>
+      </w:r>
+      <w:r>
+        <w:rPr>
+          <w:lang w:val="ar_AE" w:bidi="ar_AE"/>
+        </w:rPr>
+        <w:t>Biblica Study Notes</w:t>
+      </w:r>
+      <w:r>
+        <w:rPr>
+          <w:lang w:val="ar_AE" w:bidi="ar_AE"/>
+        </w:rPr>
+        <w:t xml:space="preserve"> has been adapted in the following languages: Tok Pisin, Arabic (عربي), French (Français), Hindi (हिंदी), Indonesian (Bahasa Indonesia), Portuguese (Português), Russian (Русский), Spanish (Español), Swahili (Kiswahili), and Simplified Chinese (简体中文)from Biblica Study Notes © 2023 Biblica Inc. Released under CC BY-SA 4.0 license by Mission Mutual</w:t>
       </w:r>
       <w:r>
         <w:rPr>

--- a/arb/docx/41.content.docx
+++ b/arb/docx/41.content.docx
@@ -125,28 +125,6 @@
           <w:lang w:val="ar_AE" w:bidi="ar_AE"/>
         </w:rPr>
         <w:t>MRK</w:t>
-      </w:r>
-      <w:r>
-        <w:rPr>
-          <w:lang w:val="ar_AE" w:bidi="ar_AE"/>
-        </w:rPr>
-      </w:r>
-    </w:p>
-    <w:p>
-      <w:pPr>
-        <w:bidi/>
-      </w:pPr>
-      <w:r>
-        <w:rPr>
-          <w:lang w:val="ar_AE" w:bidi="ar_AE"/>
-        </w:rPr>
-      </w:r>
-      <w:r>
-        <w:rPr>
-          <w:i/>
-          <w:lang w:val="ar_AE" w:bidi="ar_AE"/>
-        </w:rPr>
-        <w:t>مرقس 1:1–20, مرقس 21:1–45, مرقس 1:2–22, مرقس 23:2–6:3, مرقس 7:3–19, مرقس 20:3–35, مرقس 1:4–34, مرقس 35:4–20:5, مرقس 21:5–43, مرقس 1:6–13, مرقس 14:6–29, مرقس 30:6–44, مرقس 45:6–56, مرقس 1:7–23, مرقس 24:7–37, مرقس 1:8–21, مرقس 22:8–30, مرقس 31:8–1:9, مرقس 2:9–13, مرقس 14:9–29, مرقس 30:9–37, مرقس 38:9–50, مرقس 1:10–16, مرقس 17:10–31, مرقس 32:10–45, مرقس 46:10–52, مرقس 1:11–11, مرقس 12:11–26, مرقس 27:11–12:12, مرقس 12: 13–27, مرقس 28:12–44, مرقس 1:13–13, مرقس 14:13–37, مرقس 1:14–11, مرقس 12:14–31, مرقس 32:14–52, مرقس 53:14–65, مرقس 66:14–72, مرقس 1:15–15, مرقس 16:15–39, مرقس 40:15–47, مرقس 1:16–8, مرقس 9:16–20</w:t>
       </w:r>
       <w:r>
         <w:rPr>

--- a/arb/docx/41.content.docx
+++ b/arb/docx/41.content.docx
@@ -22,7 +22,7 @@
         <w:rPr>
           <w:lang w:val="ar_AE" w:bidi="ar_AE"/>
         </w:rPr>
-        <w:t>Resource: ملاحظات الدراسة (بيبليكا)</w:t>
+        <w:t>Resource: Biblica Study Notes</w:t>
       </w:r>
       <w:r>
         <w:rPr>
@@ -84,7 +84,7 @@
         <w:rPr>
           <w:lang w:val="ar_AE" w:bidi="ar_AE"/>
         </w:rPr>
-        <w:t>ملاحظات الدراسة (بيبليكا)</w:t>
+        <w:t>Biblica Study Notes</w:t>
       </w:r>
     </w:p>
     <w:p>
